--- a/브라질 변호사/2부/2부_6화_공익소송.docx
+++ b/브라질 변호사/2부/2부_6화_공익소송.docx
@@ -712,7 +712,7 @@
           <w:color w:val="555555"/>
           <w:sz w:val="22"/>
         </w:rPr>
-        <w:t>(Segunda-feira, 12 de dezembro, dez e quarenta da noite. Núcleo da Defensoria em Nova Carajaí, sala 3. O ar-condicionado quebrado de novo, um ventilador de pé. Rafa ao computador. Edvaldo de camisa aberta no colarinho, Renata de braços cruzados, Bia com uma pilha de anexos numerados. Zé, dezenove anos, encostado na porta com um caderno de supletivo.)</w:t>
+        <w:t>(Segunda-feira, 12 de dezembro, dez e quarenta da noite. Núcleo da Defensoria em Nova Carajaí, sala 3. O ar-condicionado quebrado de novo, um ventilador de pé. Rafa ao computador. Edvaldo de camisa aberta no colarinho, Renata de braços cruzados, Bia com uma pilha de anexos numerados. Jé, dezenove anos, encostado na porta com um caderno de supletivo.)</w:t>
       </w:r>
     </w:p>
     <w:p>
@@ -874,7 +874,7 @@
           <w:i w:val="0"/>
           <w:sz w:val="22"/>
         </w:rPr>
-        <w:t xml:space="preserve">Zé: </w:t>
+        <w:t xml:space="preserve">Jé: </w:t>
       </w:r>
       <w:r>
         <w:rPr>
@@ -920,7 +920,7 @@
           <w:i w:val="0"/>
           <w:sz w:val="22"/>
         </w:rPr>
-        <w:t xml:space="preserve">Zé: </w:t>
+        <w:t xml:space="preserve">Jé: </w:t>
       </w:r>
       <w:r>
         <w:rPr>
@@ -1139,7 +1139,7 @@
           <w:i w:val="0"/>
           <w:sz w:val="22"/>
         </w:rPr>
-        <w:t xml:space="preserve">Zé: </w:t>
+        <w:t xml:space="preserve">Jé: </w:t>
       </w:r>
       <w:r>
         <w:rPr>
